--- a/ind/docx/15.content.docx
+++ b/ind/docx/15.content.docx
@@ -341,7 +341,13 @@
         <w:rPr>
           <w:lang w:val="id_ID" w:bidi="id_ID"/>
         </w:rPr>
-        <w:t xml:space="preserve">umat Allah </w:t>
+        <w:t>umat Allah</w:t>
+      </w:r>
+      <w:r>
+        <w:rPr>
+          <w:lang w:val="id_ID" w:bidi="id_ID"/>
+        </w:rPr>
+        <w:t xml:space="preserve"> </w:t>
       </w:r>
       <w:r>
         <w:rPr>
